--- a/GROW_UNDERSTANDING_2026-10-20/00_START_HERE_Grow_Understanding.docx
+++ b/GROW_UNDERSTANDING_2026-10-20/00_START_HERE_Grow_Understanding.docx
@@ -2094,6 +2094,40 @@
         <w:t xml:space="preserve">.</w:t>
       </w:r>
     </w:p>
+    <w:p>
+      <w:pPr>
+        <w:numPr>
+          <w:ilvl w:val="0"/>
+          <w:numId w:val="1012"/>
+        </w:numPr>
+        <w:pStyle w:val="Compact"/>
+      </w:pPr>
+      <w:r>
+        <w:rPr>
+          <w:bCs/>
+          <w:b/>
+        </w:rPr>
+        <w:t xml:space="preserve">Models saved (owner’s request).</w:t>
+      </w:r>
+      <w:r>
+        <w:t xml:space="preserve"> </w:t>
+      </w:r>
+      <w:r>
+        <w:t xml:space="preserve">The 15 trained models used here and the Bible text were added to the folder and to git, so the seeds can be regrown after this cloud machine is gone. Fingerprints are in</w:t>
+      </w:r>
+      <w:r>
+        <w:t xml:space="preserve"> </w:t>
+      </w:r>
+      <w:r>
+        <w:rPr>
+          <w:rStyle w:val="VerbatimChar"/>
+        </w:rPr>
+        <w:t xml:space="preserve">models/SHA256SUMS.txt</w:t>
+      </w:r>
+      <w:r>
+        <w:t xml:space="preserve">.</w:t>
+      </w:r>
+    </w:p>
     <w:bookmarkEnd w:id="26"/>
     <w:bookmarkStart w:id="27" w:name="technical-details"/>
     <w:p>
@@ -2471,6 +2505,18 @@
         </w:rPr>
         <w:t xml:space="preserve">To run it:</w:t>
       </w:r>
+    </w:p>
+    <w:p>
+      <w:pPr>
+        <w:numPr>
+          <w:ilvl w:val="1"/>
+          <w:numId w:val="1021"/>
+        </w:numPr>
+        <w:pStyle w:val="Compact"/>
+      </w:pPr>
+      <w:r>
+        <w:t xml:space="preserve">Copy</w:t>
+      </w:r>
       <w:r>
         <w:t xml:space="preserve"> </w:t>
       </w:r>
@@ -2478,58 +2524,91 @@
         <w:rPr>
           <w:rStyle w:val="VerbatimChar"/>
         </w:rPr>
+        <w:t xml:space="preserve">models/*.pt</w:t>
+      </w:r>
+      <w:r>
+        <w:t xml:space="preserve"> </w:t>
+      </w:r>
+      <w:r>
+        <w:t xml:space="preserve">into</w:t>
+      </w:r>
+      <w:r>
+        <w:t xml:space="preserve"> </w:t>
+      </w:r>
+      <w:r>
+        <w:rPr>
+          <w:rStyle w:val="VerbatimChar"/>
+        </w:rPr>
+        <w:t xml:space="preserve">experiments/models/</w:t>
+      </w:r>
+      <w:r>
+        <w:t xml:space="preserve"> </w:t>
+      </w:r>
+      <w:r>
+        <w:t xml:space="preserve">and</w:t>
+      </w:r>
+      <w:r>
+        <w:t xml:space="preserve"> </w:t>
+      </w:r>
+      <w:r>
+        <w:rPr>
+          <w:rStyle w:val="VerbatimChar"/>
+        </w:rPr>
+        <w:t xml:space="preserve">data/KJV.txt</w:t>
+      </w:r>
+      <w:r>
+        <w:t xml:space="preserve"> </w:t>
+      </w:r>
+      <w:r>
+        <w:t xml:space="preserve">into</w:t>
+      </w:r>
+      <w:r>
+        <w:t xml:space="preserve"> </w:t>
+      </w:r>
+      <w:r>
+        <w:rPr>
+          <w:rStyle w:val="VerbatimChar"/>
+        </w:rPr>
+        <w:t xml:space="preserve">experiments/data/</w:t>
+      </w:r>
+      <w:r>
+        <w:t xml:space="preserve">. Those copies are also in git at those same paths.</w:t>
+      </w:r>
+    </w:p>
+    <w:p>
+      <w:pPr>
+        <w:numPr>
+          <w:ilvl w:val="1"/>
+          <w:numId w:val="1021"/>
+        </w:numPr>
+        <w:pStyle w:val="Compact"/>
+      </w:pPr>
+      <w:r>
+        <w:t xml:space="preserve">Run</w:t>
+      </w:r>
+      <w:r>
+        <w:t xml:space="preserve"> </w:t>
+      </w:r>
+      <w:r>
+        <w:rPr>
+          <w:rStyle w:val="VerbatimChar"/>
+        </w:rPr>
         <w:t xml:space="preserve">cd experiments &amp;&amp; python understanding_compression.py</w:t>
       </w:r>
       <w:r>
-        <w:t xml:space="preserve">. It needs the saved models in</w:t>
-      </w:r>
-      <w:r>
-        <w:t xml:space="preserve"> </w:t>
-      </w:r>
-      <w:r>
-        <w:rPr>
-          <w:rStyle w:val="VerbatimChar"/>
-        </w:rPr>
-        <w:t xml:space="preserve">experiments/models/</w:t>
-      </w:r>
-      <w:r>
-        <w:t xml:space="preserve"> </w:t>
-      </w:r>
-      <w:r>
-        <w:t xml:space="preserve">and the Bible text in</w:t>
-      </w:r>
-      <w:r>
-        <w:t xml:space="preserve"> </w:t>
-      </w:r>
-      <w:r>
-        <w:rPr>
-          <w:rStyle w:val="VerbatimChar"/>
-        </w:rPr>
-        <w:t xml:space="preserve">experiments/data/</w:t>
-      </w:r>
-      <w:r>
-        <w:t xml:space="preserve">; both are kept out of git because of their size. The Bible text downloads itself on the first run, from the same public source the other experiments use. The models are rebuilt by the project’s training scripts (</w:t>
-      </w:r>
-      <w:r>
-        <w:rPr>
-          <w:rStyle w:val="VerbatimChar"/>
-        </w:rPr>
-        <w:t xml:space="preserve">confirm.py</w:t>
-      </w:r>
-      <w:r>
-        <w:t xml:space="preserve">,</w:t>
-      </w:r>
-      <w:r>
-        <w:t xml:space="preserve"> </w:t>
-      </w:r>
-      <w:r>
-        <w:rPr>
-          <w:rStyle w:val="VerbatimChar"/>
-        </w:rPr>
-        <w:t xml:space="preserve">method_comparison.py</w:t>
-      </w:r>
-      <w:r>
-        <w:t xml:space="preserve">).</w:t>
+        <w:t xml:space="preserve">.</w:t>
+      </w:r>
+    </w:p>
+    <w:p>
+      <w:pPr>
+        <w:numPr>
+          <w:ilvl w:val="0"/>
+          <w:numId w:val="1000"/>
+        </w:numPr>
+        <w:pStyle w:val="Compact"/>
+      </w:pPr>
+      <w:r>
+        <w:t xml:space="preserve">Exact regrowth also needs the same software versions and 2 threads (see the verdict, point 3).</w:t>
       </w:r>
     </w:p>
     <w:bookmarkEnd w:id="27"/>
@@ -2945,6 +3024,165 @@
               <w:rPr>
                 <w:rStyle w:val="VerbatimChar"/>
               </w:rPr>
+              <w:t xml:space="preserve">models/</w:t>
+            </w:r>
+            <w:r>
+              <w:t xml:space="preserve"> </w:t>
+            </w:r>
+            <w:r>
+              <w:t xml:space="preserve">(15 files,</w:t>
+            </w:r>
+            <w:r>
+              <w:t xml:space="preserve"> </w:t>
+            </w:r>
+            <w:r>
+              <w:rPr>
+                <w:rStyle w:val="VerbatimChar"/>
+              </w:rPr>
+              <w:t xml:space="preserve">*_seed{0,1,2}_steps1500.pt</w:t>
+            </w:r>
+            <w:r>
+              <w:t xml:space="preserve">)</w:t>
+            </w:r>
+          </w:p>
+        </w:tc>
+        <w:tc>
+          <w:tcPr/>
+          <w:p>
+            <w:pPr>
+              <w:pStyle w:val="Compact"/>
+              <w:jc w:val="left"/>
+            </w:pPr>
+            <w:r>
+              <w:t xml:space="preserve">The trained greenhouses: plain Bible (baseline), scrambled, shifting, label, carry3; 3 runs each. About 13.8 MB each</w:t>
+            </w:r>
+          </w:p>
+        </w:tc>
+        <w:tc>
+          <w:tcPr/>
+          <w:p>
+            <w:pPr>
+              <w:pStyle w:val="Compact"/>
+              <w:jc w:val="left"/>
+            </w:pPr>
+            <w:r>
+              <w:rPr>
+                <w:rStyle w:val="VerbatimChar"/>
+              </w:rPr>
+              <w:t xml:space="preserve">experiments/models/</w:t>
+            </w:r>
+            <w:r>
+              <w:t xml:space="preserve"> </w:t>
+            </w:r>
+            <w:r>
+              <w:t xml:space="preserve">(same branch; force-added to git)</w:t>
+            </w:r>
+          </w:p>
+        </w:tc>
+      </w:tr>
+      <w:tr>
+        <w:tc>
+          <w:tcPr/>
+          <w:p>
+            <w:pPr>
+              <w:pStyle w:val="Compact"/>
+              <w:jc w:val="left"/>
+            </w:pPr>
+            <w:r>
+              <w:rPr>
+                <w:rStyle w:val="VerbatimChar"/>
+              </w:rPr>
+              <w:t xml:space="preserve">models/SHA256SUMS.txt</w:t>
+            </w:r>
+          </w:p>
+        </w:tc>
+        <w:tc>
+          <w:tcPr/>
+          <w:p>
+            <w:pPr>
+              <w:pStyle w:val="Compact"/>
+              <w:jc w:val="left"/>
+            </w:pPr>
+            <w:r>
+              <w:t xml:space="preserve">Fingerprints of the 15 models, to prove a copy is identical</w:t>
+            </w:r>
+          </w:p>
+        </w:tc>
+        <w:tc>
+          <w:tcPr/>
+          <w:p>
+            <w:pPr>
+              <w:pStyle w:val="Compact"/>
+              <w:jc w:val="left"/>
+            </w:pPr>
+            <w:r>
+              <w:t xml:space="preserve">made here</w:t>
+            </w:r>
+          </w:p>
+        </w:tc>
+      </w:tr>
+      <w:tr>
+        <w:tc>
+          <w:tcPr/>
+          <w:p>
+            <w:pPr>
+              <w:pStyle w:val="Compact"/>
+              <w:jc w:val="left"/>
+            </w:pPr>
+            <w:r>
+              <w:rPr>
+                <w:rStyle w:val="VerbatimChar"/>
+              </w:rPr>
+              <w:t xml:space="preserve">data/KJV.txt</w:t>
+            </w:r>
+          </w:p>
+        </w:tc>
+        <w:tc>
+          <w:tcPr/>
+          <w:p>
+            <w:pPr>
+              <w:pStyle w:val="Compact"/>
+              <w:jc w:val="left"/>
+            </w:pPr>
+            <w:r>
+              <w:t xml:space="preserve">The King James Bible text (public domain), the soil every model was trained on</w:t>
+            </w:r>
+          </w:p>
+        </w:tc>
+        <w:tc>
+          <w:tcPr/>
+          <w:p>
+            <w:pPr>
+              <w:pStyle w:val="Compact"/>
+              <w:jc w:val="left"/>
+            </w:pPr>
+            <w:r>
+              <w:rPr>
+                <w:rStyle w:val="VerbatimChar"/>
+              </w:rPr>
+              <w:t xml:space="preserve">experiments/data/KJV.txt</w:t>
+            </w:r>
+            <w:r>
+              <w:t xml:space="preserve"> </w:t>
+            </w:r>
+            <w:r>
+              <w:t xml:space="preserve">(same branch; force-added)</w:t>
+            </w:r>
+          </w:p>
+        </w:tc>
+      </w:tr>
+      <w:tr>
+        <w:tc>
+          <w:tcPr/>
+          <w:p>
+            <w:pPr>
+              <w:pStyle w:val="Compact"/>
+              <w:jc w:val="left"/>
+            </w:pPr>
+            <w:r>
+              <w:rPr>
+                <w:rStyle w:val="VerbatimChar"/>
+              </w:rPr>
               <w:t xml:space="preserve">GROW_UNDERSTANDING_2026-10-20.zip</w:t>
             </w:r>
             <w:r>
@@ -2963,7 +3201,118 @@
               <w:jc w:val="left"/>
             </w:pPr>
             <w:r>
-              <w:t xml:space="preserve">This whole folder as a plain zip</w:t>
+              <w:t xml:space="preserve">This whole folder as a plain zip,</w:t>
+            </w:r>
+            <w:r>
+              <w:t xml:space="preserve"> </w:t>
+            </w:r>
+            <w:r>
+              <w:rPr>
+                <w:bCs/>
+                <w:b/>
+              </w:rPr>
+              <w:t xml:space="preserve">except</w:t>
+            </w:r>
+            <w:r>
+              <w:t xml:space="preserve"> </w:t>
+            </w:r>
+            <w:r>
+              <w:rPr>
+                <w:rStyle w:val="VerbatimChar"/>
+              </w:rPr>
+              <w:t xml:space="preserve">models/</w:t>
+            </w:r>
+            <w:r>
+              <w:t xml:space="preserve"> </w:t>
+            </w:r>
+            <w:r>
+              <w:t xml:space="preserve">and</w:t>
+            </w:r>
+            <w:r>
+              <w:t xml:space="preserve"> </w:t>
+            </w:r>
+            <w:r>
+              <w:rPr>
+                <w:rStyle w:val="VerbatimChar"/>
+              </w:rPr>
+              <w:t xml:space="preserve">data/</w:t>
+            </w:r>
+            <w:r>
+              <w:t xml:space="preserve"> </w:t>
+            </w:r>
+            <w:r>
+              <w:t xml:space="preserve">(see below)</w:t>
+            </w:r>
+          </w:p>
+        </w:tc>
+        <w:tc>
+          <w:tcPr/>
+          <w:p>
+            <w:pPr>
+              <w:pStyle w:val="Compact"/>
+              <w:jc w:val="left"/>
+            </w:pPr>
+            <w:r>
+              <w:t xml:space="preserve">repository top level</w:t>
+            </w:r>
+          </w:p>
+        </w:tc>
+      </w:tr>
+      <w:tr>
+        <w:tc>
+          <w:tcPr/>
+          <w:p>
+            <w:pPr>
+              <w:pStyle w:val="Compact"/>
+              <w:jc w:val="left"/>
+            </w:pPr>
+            <w:r>
+              <w:rPr>
+                <w:rStyle w:val="VerbatimChar"/>
+              </w:rPr>
+              <w:t xml:space="preserve">GROW_UNDERSTANDING_2026-10-20_models_seed0.zip</w:t>
+            </w:r>
+            <w:r>
+              <w:t xml:space="preserve">,</w:t>
+            </w:r>
+            <w:r>
+              <w:t xml:space="preserve"> </w:t>
+            </w:r>
+            <w:r>
+              <w:rPr>
+                <w:rStyle w:val="VerbatimChar"/>
+              </w:rPr>
+              <w:t xml:space="preserve">_seed1.zip</w:t>
+            </w:r>
+            <w:r>
+              <w:t xml:space="preserve">,</w:t>
+            </w:r>
+            <w:r>
+              <w:t xml:space="preserve"> </w:t>
+            </w:r>
+            <w:r>
+              <w:rPr>
+                <w:rStyle w:val="VerbatimChar"/>
+              </w:rPr>
+              <w:t xml:space="preserve">_seed2.zip</w:t>
+            </w:r>
+            <w:r>
+              <w:t xml:space="preserve"> </w:t>
+            </w:r>
+            <w:r>
+              <w:t xml:space="preserve">(next to the folder)</w:t>
+            </w:r>
+          </w:p>
+        </w:tc>
+        <w:tc>
+          <w:tcPr/>
+          <w:p>
+            <w:pPr>
+              <w:pStyle w:val="Compact"/>
+              <w:jc w:val="left"/>
+            </w:pPr>
+            <w:r>
+              <w:t xml:space="preserve">The 15 models in three plain zips (5 models each, about 64 MB each), each with the fingerprint list</w:t>
             </w:r>
           </w:p>
         </w:tc>
@@ -3018,7 +3367,7 @@
       <w:pPr>
         <w:numPr>
           <w:ilvl w:val="0"/>
-          <w:numId w:val="1021"/>
+          <w:numId w:val="1022"/>
         </w:numPr>
         <w:pStyle w:val="Compact"/>
       </w:pPr>
@@ -3040,7 +3389,7 @@
       <w:pPr>
         <w:numPr>
           <w:ilvl w:val="0"/>
-          <w:numId w:val="1021"/>
+          <w:numId w:val="1022"/>
         </w:numPr>
         <w:pStyle w:val="Compact"/>
       </w:pPr>
@@ -3062,22 +3411,93 @@
       <w:pPr>
         <w:numPr>
           <w:ilvl w:val="0"/>
-          <w:numId w:val="1021"/>
-        </w:numPr>
-        <w:pStyle w:val="Compact"/>
-      </w:pPr>
-      <w:r>
-        <w:rPr>
-          <w:bCs/>
-          <w:b/>
-        </w:rPr>
-        <w:t xml:space="preserve">The trained models and the Bible text are not in git</w:t>
-      </w:r>
-      <w:r>
-        <w:t xml:space="preserve"> </w:t>
-      </w:r>
-      <w:r>
-        <w:t xml:space="preserve">(about 430 MB of models; the 15 used here are about 210 MB). They live only on this cloud machine, which is deleted after the session. The training scripts can rebuild them, which takes several hours. Without the identical models, the seeds can’t be regrown, because the models are the greenhouse.</w:t>
+          <w:numId w:val="1022"/>
+        </w:numPr>
+        <w:pStyle w:val="Compact"/>
+      </w:pPr>
+      <w:r>
+        <w:rPr>
+          <w:bCs/>
+          <w:b/>
+        </w:rPr>
+        <w:t xml:space="preserve">GitHub refuses any single file over 100 MB.</w:t>
+      </w:r>
+      <w:r>
+        <w:t xml:space="preserve"> </w:t>
+      </w:r>
+      <w:r>
+        <w:t xml:space="preserve">One zip of everything would be about 200 MB, so the models are split into three zips of about 64 MB each, and the main zip leaves out</w:t>
+      </w:r>
+      <w:r>
+        <w:t xml:space="preserve"> </w:t>
+      </w:r>
+      <w:r>
+        <w:rPr>
+          <w:rStyle w:val="VerbatimChar"/>
+        </w:rPr>
+        <w:t xml:space="preserve">models/</w:t>
+      </w:r>
+      <w:r>
+        <w:t xml:space="preserve"> </w:t>
+      </w:r>
+      <w:r>
+        <w:t xml:space="preserve">and</w:t>
+      </w:r>
+      <w:r>
+        <w:t xml:space="preserve"> </w:t>
+      </w:r>
+      <w:r>
+        <w:rPr>
+          <w:rStyle w:val="VerbatimChar"/>
+        </w:rPr>
+        <w:t xml:space="preserve">data/</w:t>
+      </w:r>
+      <w:r>
+        <w:t xml:space="preserve">. Every file is still in the folder on GitHub; nothing is held back.</w:t>
+      </w:r>
+    </w:p>
+    <w:p>
+      <w:pPr>
+        <w:numPr>
+          <w:ilvl w:val="0"/>
+          <w:numId w:val="1022"/>
+        </w:numPr>
+        <w:pStyle w:val="Compact"/>
+      </w:pPr>
+      <w:r>
+        <w:rPr>
+          <w:bCs/>
+          <w:b/>
+        </w:rPr>
+        <w:t xml:space="preserve">Bible text in the main zip.</w:t>
+      </w:r>
+      <w:r>
+        <w:t xml:space="preserve"> </w:t>
+      </w:r>
+      <w:r>
+        <w:t xml:space="preserve">The Bible text (4.4 MB) is not in the main zip; it is in the folder, and it also downloads itself on the first run.</w:t>
+      </w:r>
+    </w:p>
+    <w:p>
+      <w:pPr>
+        <w:numPr>
+          <w:ilvl w:val="0"/>
+          <w:numId w:val="1022"/>
+        </w:numPr>
+        <w:pStyle w:val="Compact"/>
+      </w:pPr>
+      <w:r>
+        <w:rPr>
+          <w:bCs/>
+          <w:b/>
+        </w:rPr>
+        <w:t xml:space="preserve">Other models stay off GitHub.</w:t>
+      </w:r>
+      <w:r>
+        <w:t xml:space="preserve"> </w:t>
+      </w:r>
+      <w:r>
+        <w:t xml:space="preserve">Older models from earlier experiments (Aesop and others, about 220 MB) were not requested and remain only on this cloud machine.</w:t>
       </w:r>
     </w:p>
     <w:bookmarkEnd w:id="29"/>
@@ -3548,6 +3968,36 @@
     </w:lvlOverride>
   </w:num>
   <w:num w:numId="1021">
+    <w:abstractNumId w:val="99411"/>
+    <w:lvlOverride w:ilvl="0">
+      <w:startOverride w:val="1"/>
+    </w:lvlOverride>
+    <w:lvlOverride w:ilvl="1">
+      <w:startOverride w:val="1"/>
+    </w:lvlOverride>
+    <w:lvlOverride w:ilvl="2">
+      <w:startOverride w:val="1"/>
+    </w:lvlOverride>
+    <w:lvlOverride w:ilvl="3">
+      <w:startOverride w:val="1"/>
+    </w:lvlOverride>
+    <w:lvlOverride w:ilvl="4">
+      <w:startOverride w:val="1"/>
+    </w:lvlOverride>
+    <w:lvlOverride w:ilvl="5">
+      <w:startOverride w:val="1"/>
+    </w:lvlOverride>
+    <w:lvlOverride w:ilvl="6">
+      <w:startOverride w:val="1"/>
+    </w:lvlOverride>
+    <w:lvlOverride w:ilvl="7">
+      <w:startOverride w:val="1"/>
+    </w:lvlOverride>
+    <w:lvlOverride w:ilvl="8">
+      <w:startOverride w:val="1"/>
+    </w:lvlOverride>
+  </w:num>
+  <w:num w:numId="1022">
     <w:abstractNumId w:val="991"/>
   </w:num>
 </w:numbering>
